--- a/preprints/emc-surface-target-landscape.docx
+++ b/preprints/emc-surface-target-landscape.docx
@@ -1546,7 +1546,13 @@
         <w:t xml:space="preserve"> </w:t>
       </w:r>
       <w:r>
-        <w:t xml:space="preserve">We attempted the only public EMC tumour transcriptome (GSE4303) and</w:t>
+        <w:t xml:space="preserve">We attempted the only usable dedicated public EMC tumour</w:t>
+      </w:r>
+      <w:r>
+        <w:t xml:space="preserve"> </w:t>
+      </w:r>
+      <w:r>
+        <w:t xml:space="preserve">transcriptome we could identify (GSE4303) and</w:t>
       </w:r>
       <w:r>
         <w:t xml:space="preserve"> </w:t>
@@ -3071,7 +3077,35 @@
         <w:t xml:space="preserve">coarse tiers</w:t>
       </w:r>
       <w:r>
-        <w:t xml:space="preserve">. The one decision-grade result here is negative and useful:</w:t>
+        <w:t xml:space="preserve">. (Note also that the single EMC line of §3.1 is one of the 76 class</w:t>
+      </w:r>
+      <w:r>
+        <w:t xml:space="preserve"> </w:t>
+      </w:r>
+      <w:r>
+        <w:t xml:space="preserve">lines, so its ~1/76 contribution is negligible and FGFR1 appearing in both §3.1 and §3.2 is</w:t>
+      </w:r>
+      <w:r>
+        <w:t xml:space="preserve"> </w:t>
+      </w:r>
+      <w:r>
+        <w:rPr>
+          <w:iCs/>
+          <w:i/>
+        </w:rPr>
+        <w:t xml:space="preserve">not</w:t>
+      </w:r>
+      <w:r>
+        <w:t xml:space="preserve"> </w:t>
+      </w:r>
+      <w:r>
+        <w:t xml:space="preserve">independent</w:t>
+      </w:r>
+      <w:r>
+        <w:t xml:space="preserve"> </w:t>
+      </w:r>
+      <w:r>
+        <w:t xml:space="preserve">corroboration.) The one decision-grade result here is negative and useful:</w:t>
       </w:r>
       <w:r>
         <w:t xml:space="preserve"> </w:t>
@@ -4399,13 +4433,13 @@
         <w:pStyle w:val="FirstParagraph"/>
       </w:pPr>
       <w:r>
-        <w:t xml:space="preserve">The only public EMC tumour transcriptome, GSE4303, is a seven-platform two-colour cDNA-clone microarray (three</w:t>
-      </w:r>
-      <w:r>
-        <w:t xml:space="preserve"> </w:t>
-      </w:r>
-      <w:r>
-        <w:t xml:space="preserve">EMC samples per platform;</w:t>
+        <w:t xml:space="preserve">The only usable, dedicated public EMC tumour transcriptome we could identify, GSE4303, is a seven-platform</w:t>
+      </w:r>
+      <w:r>
+        <w:t xml:space="preserve"> </w:t>
+      </w:r>
+      <w:r>
+        <w:t xml:space="preserve">two-colour cDNA-clone microarray (three EMC samples per platform;</w:t>
       </w:r>
       <w:r>
         <w:t xml:space="preserve"> </w:t>
@@ -4420,7 +4454,13 @@
         <w:t xml:space="preserve"> </w:t>
       </w:r>
       <w:r>
-        <w:t xml:space="preserve">lists seven GPLs) whose values are reference-pool log-ratios and</w:t>
+        <w:t xml:space="preserve">lists seven GPLs) whose</w:t>
+      </w:r>
+      <w:r>
+        <w:t xml:space="preserve"> </w:t>
+      </w:r>
+      <w:r>
+        <w:t xml:space="preserve">values are reference-pool log-ratios and</w:t>
       </w:r>
       <w:r>
         <w:t xml:space="preserve"> </w:t>
